--- a/docs/110122193_De cuong KLTN 2026.docx
+++ b/docs/110122193_De cuong KLTN 2026.docx
@@ -797,6 +797,55 @@
           <w:sz w:val="24"/>
           <w:szCs w:val="24"/>
         </w:rPr>
+        <w:t xml:space="preserve">Nghiên cứu và tổng hợp cơ sở lý thuyết: năm lý thuyết hành vi </w:t>
+      </w:r>
+      <w:r>
+        <w:rPr>
+          <w:rFonts w:ascii="Times New Roman" w:hAnsi="Times New Roman" w:cs="Times New Roman"/>
+          <w:bCs/>
+          <w:sz w:val="24"/>
+          <w:szCs w:val="24"/>
+          <w:lang w:val="vi-VN"/>
+        </w:rPr>
+        <w:t xml:space="preserve">gồm </w:t>
+      </w:r>
+      <w:r>
+        <w:rPr>
+          <w:rFonts w:ascii="Times New Roman" w:hAnsi="Times New Roman" w:cs="Times New Roman"/>
+          <w:bCs/>
+          <w:sz w:val="24"/>
+          <w:szCs w:val="24"/>
+        </w:rPr>
+        <w:t>Habit Formation Theory; Streak Theory; Gamification Theory; Self-Determination Theory; Social Support Theory và công nghệ mHealth. Xây dựng Behavioral Design Framework ánh xạ lý thuyết vào từng tính năng của ứng dụng.</w:t>
+      </w:r>
+    </w:p>
+    <w:p>
+      <w:pPr>
+        <w:pStyle w:val="ListParagraph"/>
+        <w:numPr>
+          <w:ilvl w:val="0"/>
+          <w:numId w:val="4"/>
+        </w:numPr>
+        <w:tabs>
+          <w:tab w:val="left" w:pos="284"/>
+          <w:tab w:val="right" w:leader="dot" w:pos="9356"/>
+        </w:tabs>
+        <w:spacing w:line="360" w:lineRule="auto"/>
+        <w:jc w:val="both"/>
+        <w:rPr>
+          <w:rFonts w:ascii="Times New Roman" w:hAnsi="Times New Roman" w:cs="Times New Roman"/>
+          <w:bCs/>
+          <w:sz w:val="24"/>
+          <w:szCs w:val="24"/>
+        </w:rPr>
+      </w:pPr>
+      <w:r>
+        <w:rPr>
+          <w:rFonts w:ascii="Times New Roman" w:hAnsi="Times New Roman" w:cs="Times New Roman"/>
+          <w:bCs/>
+          <w:sz w:val="24"/>
+          <w:szCs w:val="24"/>
+        </w:rPr>
         <w:t xml:space="preserve">Phân tích và thiết kế hệ thống bằng các mô hình: </w:t>
       </w:r>
     </w:p>
@@ -937,6 +986,7 @@
           <w:sz w:val="24"/>
           <w:szCs w:val="24"/>
         </w:rPr>
+        <w:lastRenderedPageBreak/>
         <w:t xml:space="preserve">Thiết kế kiến trúc hệ thống theo mô hình Client–Server và xây dựng API theo chuẩn RESTful. </w:t>
       </w:r>
     </w:p>
@@ -997,7 +1047,6 @@
           <w:sz w:val="24"/>
           <w:szCs w:val="24"/>
         </w:rPr>
-        <w:lastRenderedPageBreak/>
         <w:t>Phát triển ứng dụng di động với các chức năng</w:t>
       </w:r>
       <w:r>
@@ -1366,63 +1415,29 @@
         <w:jc w:val="both"/>
         <w:rPr>
           <w:rFonts w:ascii="Times New Roman" w:hAnsi="Times New Roman" w:cs="Times New Roman"/>
-          <w:b/>
-          <w:sz w:val="24"/>
-          <w:szCs w:val="24"/>
-        </w:rPr>
-      </w:pPr>
-      <w:r>
-        <w:rPr>
-          <w:rFonts w:ascii="Times New Roman" w:hAnsi="Times New Roman" w:cs="Times New Roman"/>
           <w:bCs/>
           <w:sz w:val="24"/>
           <w:szCs w:val="24"/>
         </w:rPr>
-        <w:t>Phương pháp nghiên cứu lý thuyết: Tìm kiếm, nghiên cứu các tài liệu</w:t>
-      </w:r>
+      </w:pPr>
       <w:r>
         <w:rPr>
           <w:rFonts w:ascii="Times New Roman" w:hAnsi="Times New Roman" w:cs="Times New Roman"/>
           <w:bCs/>
           <w:sz w:val="24"/>
           <w:szCs w:val="24"/>
+        </w:rPr>
+        <w:t>Phương pháp nghiên cứu lý thuyết: Tổng hợp, phân tích tài liệu khoa học về lý thuyết hành vi, công nghệ mHealth và các nghiên cứu thực nghiệm liên quan</w:t>
+      </w:r>
+      <w:r>
+        <w:rPr>
+          <w:rFonts w:ascii="Times New Roman" w:hAnsi="Times New Roman" w:cs="Times New Roman"/>
+          <w:bCs/>
+          <w:sz w:val="24"/>
+          <w:szCs w:val="24"/>
           <w:lang w:val="vi-VN"/>
         </w:rPr>
-        <w:t xml:space="preserve"> </w:t>
-      </w:r>
-      <w:r>
-        <w:rPr>
-          <w:rFonts w:ascii="Times New Roman" w:hAnsi="Times New Roman" w:cs="Times New Roman"/>
-          <w:bCs/>
-          <w:sz w:val="24"/>
-          <w:szCs w:val="24"/>
-        </w:rPr>
-        <w:t>liên</w:t>
-      </w:r>
-      <w:r>
-        <w:rPr>
-          <w:rFonts w:ascii="Times New Roman" w:hAnsi="Times New Roman" w:cs="Times New Roman"/>
-          <w:sz w:val="24"/>
-          <w:szCs w:val="24"/>
-        </w:rPr>
-        <w:t xml:space="preserve"> quan đến đề</w:t>
-      </w:r>
-      <w:r>
-        <w:rPr>
-          <w:rFonts w:ascii="Times New Roman" w:hAnsi="Times New Roman" w:cs="Times New Roman"/>
-          <w:sz w:val="24"/>
-          <w:szCs w:val="24"/>
-          <w:lang w:val="vi-VN"/>
-        </w:rPr>
-        <w:t xml:space="preserve"> </w:t>
-      </w:r>
-      <w:r>
-        <w:rPr>
-          <w:rFonts w:ascii="Times New Roman" w:hAnsi="Times New Roman" w:cs="Times New Roman"/>
-          <w:sz w:val="24"/>
-          <w:szCs w:val="24"/>
-        </w:rPr>
-        <w:t>tài.</w:t>
+        <w:t>.</w:t>
       </w:r>
     </w:p>
     <w:p>
@@ -1899,6 +1914,7 @@
           <w:sz w:val="24"/>
           <w:szCs w:val="24"/>
         </w:rPr>
+        <w:lastRenderedPageBreak/>
         <w:t xml:space="preserve">Chương </w:t>
       </w:r>
       <w:r>
@@ -1951,15 +1967,34 @@
           <w:szCs w:val="24"/>
           <w:lang w:val="vi-VN"/>
         </w:rPr>
-        <w:t>Kết luận</w:t>
-      </w:r>
-      <w:r>
-        <w:rPr>
-          <w:rFonts w:ascii="Times New Roman" w:hAnsi="Times New Roman" w:cs="Times New Roman"/>
-          <w:sz w:val="24"/>
-          <w:szCs w:val="24"/>
-        </w:rPr>
-        <w:t xml:space="preserve"> và đề xuất hướng phát triển.</w:t>
+        <w:t>Tổng kết kết quả đạt được, phân tích hạn</w:t>
+      </w:r>
+      <w:r>
+        <w:rPr>
+          <w:rFonts w:ascii="Times New Roman" w:hAnsi="Times New Roman" w:cs="Times New Roman"/>
+          <w:sz w:val="24"/>
+          <w:szCs w:val="24"/>
+          <w:lang w:val="vi-VN"/>
+        </w:rPr>
+        <w:t xml:space="preserve"> chế</w:t>
+      </w:r>
+      <w:r>
+        <w:rPr>
+          <w:rFonts w:ascii="Times New Roman" w:hAnsi="Times New Roman" w:cs="Times New Roman"/>
+          <w:sz w:val="24"/>
+          <w:szCs w:val="24"/>
+          <w:lang w:val="vi-VN"/>
+        </w:rPr>
+        <w:t>. Đề xuất các hướng phát triển</w:t>
+      </w:r>
+      <w:r>
+        <w:rPr>
+          <w:rFonts w:ascii="Times New Roman" w:hAnsi="Times New Roman" w:cs="Times New Roman"/>
+          <w:sz w:val="24"/>
+          <w:szCs w:val="24"/>
+          <w:lang w:val="vi-VN"/>
+        </w:rPr>
+        <w:t>.</w:t>
       </w:r>
     </w:p>
     <w:p>
@@ -2044,7 +2079,7 @@
           <w:sz w:val="24"/>
           <w:szCs w:val="24"/>
         </w:rPr>
-        <w:t xml:space="preserve">Tài liệu về phân tích và thiết kế hệ thống thông tin. </w:t>
+        <w:t>Tài liệu về lý thuyết hành vi</w:t>
       </w:r>
     </w:p>
     <w:p>
@@ -2068,7 +2103,30 @@
           <w:sz w:val="24"/>
           <w:szCs w:val="24"/>
         </w:rPr>
-        <w:lastRenderedPageBreak/>
+        <w:t xml:space="preserve">Tài liệu về phân tích và thiết kế hệ thống thông tin. </w:t>
+      </w:r>
+    </w:p>
+    <w:p>
+      <w:pPr>
+        <w:pStyle w:val="ListParagraph"/>
+        <w:numPr>
+          <w:ilvl w:val="0"/>
+          <w:numId w:val="7"/>
+        </w:numPr>
+        <w:spacing w:line="360" w:lineRule="auto"/>
+        <w:jc w:val="both"/>
+        <w:rPr>
+          <w:rFonts w:ascii="Times New Roman" w:hAnsi="Times New Roman" w:cs="Times New Roman"/>
+          <w:sz w:val="24"/>
+          <w:szCs w:val="24"/>
+        </w:rPr>
+      </w:pPr>
+      <w:r>
+        <w:rPr>
+          <w:rFonts w:ascii="Times New Roman" w:hAnsi="Times New Roman" w:cs="Times New Roman"/>
+          <w:sz w:val="24"/>
+          <w:szCs w:val="24"/>
+        </w:rPr>
         <w:t>Tài liệu về RESTful API và kiến trúc phần mềm.</w:t>
       </w:r>
     </w:p>
@@ -2449,6 +2507,7 @@
                 <w:rFonts w:ascii="Times New Roman" w:hAnsi="Times New Roman" w:cs="Times New Roman"/>
                 <w:sz w:val="24"/>
                 <w:szCs w:val="24"/>
+                <w:lang w:val="vi-VN"/>
               </w:rPr>
             </w:pPr>
             <w:r>
@@ -2458,15 +2517,7 @@
                 <w:szCs w:val="24"/>
                 <w:lang w:val="vi-VN"/>
               </w:rPr>
-              <w:t xml:space="preserve">- </w:t>
-            </w:r>
-            <w:r>
-              <w:rPr>
-                <w:rFonts w:ascii="Times New Roman" w:hAnsi="Times New Roman" w:cs="Times New Roman"/>
-                <w:sz w:val="24"/>
-                <w:szCs w:val="24"/>
-              </w:rPr>
-              <w:t xml:space="preserve"> Nghiên cứu các mô hình theo dõi thói quen và phân tích hành vi người dùng trong lĩnh vực hỗ trợ lối sống lành mạnh. </w:t>
+              <w:t>– Nghiên cứu thực trạng lối sống lành mạnh tại Việt Nam và thị trường mHealth toàn cầu.</w:t>
             </w:r>
           </w:p>
           <w:p>
@@ -2481,6 +2532,7 @@
                 <w:rFonts w:ascii="Times New Roman" w:hAnsi="Times New Roman" w:cs="Times New Roman"/>
                 <w:sz w:val="24"/>
                 <w:szCs w:val="24"/>
+                <w:lang w:val="vi-VN"/>
               </w:rPr>
             </w:pPr>
             <w:r>
@@ -2490,15 +2542,7 @@
                 <w:szCs w:val="24"/>
                 <w:lang w:val="vi-VN"/>
               </w:rPr>
-              <w:t xml:space="preserve">- </w:t>
-            </w:r>
-            <w:r>
-              <w:rPr>
-                <w:rFonts w:ascii="Times New Roman" w:hAnsi="Times New Roman" w:cs="Times New Roman"/>
-                <w:sz w:val="24"/>
-                <w:szCs w:val="24"/>
-              </w:rPr>
-              <w:t xml:space="preserve">Xác định nhóm người dùng mục tiêu của hệ thống. </w:t>
+              <w:t>– Tổng hợp 5 lý thuyết hành vi: Habit Formation Theory, Streak Theory, Gamification Theory, Self-Determination Theory, Social Support Theory.</w:t>
             </w:r>
           </w:p>
           <w:p>
@@ -2513,6 +2557,7 @@
                 <w:rFonts w:ascii="Times New Roman" w:hAnsi="Times New Roman" w:cs="Times New Roman"/>
                 <w:sz w:val="24"/>
                 <w:szCs w:val="24"/>
+                <w:lang w:val="vi-VN"/>
               </w:rPr>
             </w:pPr>
             <w:r>
@@ -2522,15 +2567,7 @@
                 <w:szCs w:val="24"/>
                 <w:lang w:val="vi-VN"/>
               </w:rPr>
-              <w:t xml:space="preserve">- </w:t>
-            </w:r>
-            <w:r>
-              <w:rPr>
-                <w:rFonts w:ascii="Times New Roman" w:hAnsi="Times New Roman" w:cs="Times New Roman"/>
-                <w:sz w:val="24"/>
-                <w:szCs w:val="24"/>
-              </w:rPr>
-              <w:t xml:space="preserve">Xác định các vai trò chính trong hệ thống, bao gồm Người dùng và Quản trị viên. </w:t>
+              <w:t>– Xác định nhóm người dùng mục tiêu (18–40 tuổi) và các vai trò hệ thống (Người dùng, Quản trị viên).</w:t>
             </w:r>
           </w:p>
           <w:p>
@@ -2545,6 +2582,7 @@
                 <w:rFonts w:ascii="Times New Roman" w:hAnsi="Times New Roman" w:cs="Times New Roman"/>
                 <w:sz w:val="24"/>
                 <w:szCs w:val="24"/>
+                <w:lang w:val="vi-VN"/>
               </w:rPr>
             </w:pPr>
             <w:r>
@@ -2554,65 +2592,7 @@
                 <w:szCs w:val="24"/>
                 <w:lang w:val="vi-VN"/>
               </w:rPr>
-              <w:t>-</w:t>
-            </w:r>
-            <w:r>
-              <w:rPr>
-                <w:rFonts w:ascii="Times New Roman" w:hAnsi="Times New Roman" w:cs="Times New Roman"/>
-                <w:sz w:val="24"/>
-                <w:szCs w:val="24"/>
-              </w:rPr>
-              <w:t xml:space="preserve"> Xác định mục tiêu tổng thể và các chức năng cốt lõi của ứng dụng. </w:t>
-            </w:r>
-          </w:p>
-          <w:p>
-            <w:pPr>
-              <w:tabs>
-                <w:tab w:val="left" w:pos="284"/>
-                <w:tab w:val="right" w:leader="dot" w:pos="9356"/>
-              </w:tabs>
-              <w:spacing w:before="120" w:after="120" w:line="360" w:lineRule="auto"/>
-              <w:jc w:val="both"/>
-              <w:rPr>
-                <w:rFonts w:ascii="Times New Roman" w:hAnsi="Times New Roman" w:cs="Times New Roman"/>
-                <w:sz w:val="24"/>
-                <w:szCs w:val="24"/>
-                <w:lang w:val="vi-VN"/>
-              </w:rPr>
-            </w:pPr>
-            <w:r>
-              <w:rPr>
-                <w:rFonts w:ascii="Times New Roman" w:hAnsi="Times New Roman" w:cs="Times New Roman"/>
-                <w:sz w:val="24"/>
-                <w:szCs w:val="24"/>
-                <w:lang w:val="vi-VN"/>
-              </w:rPr>
-              <w:t xml:space="preserve">- </w:t>
-            </w:r>
-            <w:r>
-              <w:rPr>
-                <w:rFonts w:ascii="Times New Roman" w:hAnsi="Times New Roman" w:cs="Times New Roman"/>
-                <w:sz w:val="24"/>
-                <w:szCs w:val="24"/>
-              </w:rPr>
-              <w:t xml:space="preserve">Lựa chọn và định hướng các công nghệ phù hợp phục vụ cho việc phát triển </w:t>
-            </w:r>
-            <w:r>
-              <w:rPr>
-                <w:rFonts w:ascii="Times New Roman" w:hAnsi="Times New Roman" w:cs="Times New Roman"/>
-                <w:sz w:val="24"/>
-                <w:szCs w:val="24"/>
-                <w:lang w:val="vi-VN"/>
-              </w:rPr>
-              <w:t>ứng dụng</w:t>
-            </w:r>
-            <w:r>
-              <w:rPr>
-                <w:rFonts w:ascii="Times New Roman" w:hAnsi="Times New Roman" w:cs="Times New Roman"/>
-                <w:sz w:val="24"/>
-                <w:szCs w:val="24"/>
-              </w:rPr>
-              <w:t>.</w:t>
+              <w:t>– Lựa chọn ngăn xếp công nghệ: Flutter/Dart + Node.js/TypeScript/Express.js + MySQL 8.0.</w:t>
             </w:r>
           </w:p>
         </w:tc>
@@ -2778,44 +2758,70 @@
           </w:tcPr>
           <w:p>
             <w:pPr>
-              <w:tabs>
-                <w:tab w:val="left" w:pos="284"/>
-                <w:tab w:val="right" w:leader="dot" w:pos="9356"/>
-              </w:tabs>
-              <w:spacing w:before="120" w:after="120" w:line="360" w:lineRule="auto"/>
+              <w:spacing w:line="276" w:lineRule="auto"/>
               <w:jc w:val="both"/>
-              <w:rPr>
-                <w:rFonts w:ascii="Times New Roman" w:hAnsi="Times New Roman" w:cs="Times New Roman"/>
-                <w:sz w:val="24"/>
-                <w:szCs w:val="24"/>
-                <w:lang w:val="vi-VN"/>
-              </w:rPr>
             </w:pPr>
             <w:r>
               <w:rPr>
-                <w:rFonts w:ascii="Times New Roman" w:hAnsi="Times New Roman" w:cs="Times New Roman"/>
-                <w:sz w:val="24"/>
-                <w:szCs w:val="24"/>
-                <w:lang w:val="vi-VN"/>
-              </w:rPr>
-              <w:t xml:space="preserve">- </w:t>
-            </w:r>
-            <w:r>
-              <w:rPr>
-                <w:rFonts w:ascii="Times New Roman" w:hAnsi="Times New Roman" w:cs="Times New Roman"/>
-                <w:sz w:val="24"/>
-                <w:szCs w:val="24"/>
-              </w:rPr>
-              <w:t xml:space="preserve">Phân tích các chức năng chính của hệ thống dựa trên kết quả </w:t>
-            </w:r>
-            <w:r>
-              <w:rPr>
-                <w:rFonts w:ascii="Times New Roman" w:hAnsi="Times New Roman" w:cs="Times New Roman"/>
-                <w:sz w:val="24"/>
-                <w:szCs w:val="24"/>
-                <w:lang w:val="vi-VN"/>
-              </w:rPr>
-              <w:t>nghiên cứu.</w:t>
+                <w:rFonts w:ascii="Times New Roman" w:eastAsia="Times New Roman" w:hAnsi="Times New Roman" w:cs="Times New Roman"/>
+                <w:sz w:val="24"/>
+                <w:szCs w:val="24"/>
+              </w:rPr>
+              <w:t>– Phân tích các chức năng chính cho từng vai trò.</w:t>
+            </w:r>
+          </w:p>
+          <w:p>
+            <w:pPr>
+              <w:spacing w:line="276" w:lineRule="auto"/>
+              <w:jc w:val="both"/>
+            </w:pPr>
+            <w:r>
+              <w:rPr>
+                <w:rFonts w:ascii="Times New Roman" w:eastAsia="Times New Roman" w:hAnsi="Times New Roman" w:cs="Times New Roman"/>
+                <w:sz w:val="24"/>
+                <w:szCs w:val="24"/>
+              </w:rPr>
+              <w:t xml:space="preserve">– Xác định </w:t>
+            </w:r>
+            <w:r>
+              <w:rPr>
+                <w:rFonts w:ascii="Times New Roman" w:eastAsia="Times New Roman" w:hAnsi="Times New Roman" w:cs="Times New Roman"/>
+                <w:sz w:val="24"/>
+                <w:szCs w:val="24"/>
+                <w:lang w:val="vi-VN"/>
+              </w:rPr>
+              <w:t xml:space="preserve">các </w:t>
+            </w:r>
+            <w:r>
+              <w:rPr>
+                <w:rFonts w:ascii="Times New Roman" w:eastAsia="Times New Roman" w:hAnsi="Times New Roman" w:cs="Times New Roman"/>
+                <w:sz w:val="24"/>
+                <w:szCs w:val="24"/>
+              </w:rPr>
+              <w:t>Use Case: đăng nhập/đăng ký, quản lý thói quen, check-in, streak, cây ảo, thành tích, thống kê, cộng đồng, trợ lý AI, quản trị hệ thống.</w:t>
+            </w:r>
+          </w:p>
+          <w:p>
+            <w:pPr>
+              <w:spacing w:line="276" w:lineRule="auto"/>
+              <w:jc w:val="both"/>
+            </w:pPr>
+            <w:r>
+              <w:rPr>
+                <w:rFonts w:ascii="Times New Roman" w:eastAsia="Times New Roman" w:hAnsi="Times New Roman" w:cs="Times New Roman"/>
+                <w:sz w:val="24"/>
+                <w:szCs w:val="24"/>
+              </w:rPr>
+              <w:t xml:space="preserve">– Xác định các thực thể chính trong CSDL: users, habits, habit_logs, streaks, plants, </w:t>
+            </w:r>
+            <w:r>
+              <w:rPr>
+                <w:rFonts w:ascii="Times New Roman" w:eastAsia="Times New Roman" w:hAnsi="Times New Roman" w:cs="Times New Roman"/>
+                <w:sz w:val="24"/>
+                <w:szCs w:val="24"/>
+              </w:rPr>
+              <w:lastRenderedPageBreak/>
+              <w:t>achievements, community_posts và các bảng liên quan.</w:t>
             </w:r>
           </w:p>
           <w:p>
@@ -2830,125 +2836,16 @@
                 <w:rFonts w:ascii="Times New Roman" w:hAnsi="Times New Roman" w:cs="Times New Roman"/>
                 <w:sz w:val="24"/>
                 <w:szCs w:val="24"/>
+                <w:lang w:val="vi-VN"/>
               </w:rPr>
             </w:pPr>
             <w:r>
               <w:rPr>
-                <w:rFonts w:ascii="Times New Roman" w:hAnsi="Times New Roman" w:cs="Times New Roman"/>
-                <w:sz w:val="24"/>
-                <w:szCs w:val="24"/>
-                <w:lang w:val="vi-VN"/>
-              </w:rPr>
-              <w:t xml:space="preserve">- </w:t>
-            </w:r>
-            <w:r>
-              <w:rPr>
-                <w:rFonts w:ascii="Times New Roman" w:hAnsi="Times New Roman" w:cs="Times New Roman"/>
-                <w:sz w:val="24"/>
-                <w:szCs w:val="24"/>
-              </w:rPr>
-              <w:t xml:space="preserve">Xác định chi tiết các chức năng cho từng vai trò (Người dùng, Quản trị viên). </w:t>
-            </w:r>
-          </w:p>
-          <w:p>
-            <w:pPr>
-              <w:tabs>
-                <w:tab w:val="left" w:pos="284"/>
-                <w:tab w:val="right" w:leader="dot" w:pos="9356"/>
-              </w:tabs>
-              <w:spacing w:before="120" w:after="120" w:line="360" w:lineRule="auto"/>
-              <w:jc w:val="both"/>
-              <w:rPr>
-                <w:rFonts w:ascii="Times New Roman" w:hAnsi="Times New Roman" w:cs="Times New Roman"/>
-                <w:sz w:val="24"/>
-                <w:szCs w:val="24"/>
-                <w:lang w:val="vi-VN"/>
-              </w:rPr>
-            </w:pPr>
-            <w:r>
-              <w:rPr>
-                <w:rFonts w:ascii="Times New Roman" w:hAnsi="Times New Roman" w:cs="Times New Roman"/>
-                <w:sz w:val="24"/>
-                <w:szCs w:val="24"/>
-                <w:lang w:val="vi-VN"/>
-              </w:rPr>
-              <w:t xml:space="preserve">- </w:t>
-            </w:r>
-            <w:r>
-              <w:rPr>
-                <w:rFonts w:ascii="Times New Roman" w:hAnsi="Times New Roman" w:cs="Times New Roman"/>
-                <w:sz w:val="24"/>
-                <w:szCs w:val="24"/>
-              </w:rPr>
-              <w:t>Xác định các thực thể chính trong hệ thống (</w:t>
-            </w:r>
-            <w:r>
-              <w:rPr>
-                <w:rFonts w:ascii="Times New Roman" w:hAnsi="Times New Roman" w:cs="Times New Roman"/>
-                <w:sz w:val="24"/>
-                <w:szCs w:val="24"/>
-                <w:lang w:val="vi-VN"/>
-              </w:rPr>
-              <w:t>u</w:t>
-            </w:r>
-            <w:r>
-              <w:rPr>
-                <w:rFonts w:ascii="Times New Roman" w:hAnsi="Times New Roman" w:cs="Times New Roman"/>
-                <w:sz w:val="24"/>
-                <w:szCs w:val="24"/>
-              </w:rPr>
-              <w:t>ser</w:t>
-            </w:r>
-            <w:r>
-              <w:rPr>
-                <w:rFonts w:ascii="Times New Roman" w:hAnsi="Times New Roman" w:cs="Times New Roman"/>
-                <w:sz w:val="24"/>
-                <w:szCs w:val="24"/>
-                <w:lang w:val="vi-VN"/>
-              </w:rPr>
-              <w:t>s</w:t>
-            </w:r>
-            <w:r>
-              <w:rPr>
-                <w:rFonts w:ascii="Times New Roman" w:hAnsi="Times New Roman" w:cs="Times New Roman"/>
-                <w:sz w:val="24"/>
-                <w:szCs w:val="24"/>
-              </w:rPr>
-              <w:t xml:space="preserve">, </w:t>
-            </w:r>
-            <w:r>
-              <w:rPr>
-                <w:rFonts w:ascii="Times New Roman" w:hAnsi="Times New Roman" w:cs="Times New Roman"/>
-                <w:sz w:val="24"/>
-                <w:szCs w:val="24"/>
-                <w:lang w:val="vi-VN"/>
-              </w:rPr>
-              <w:t>h</w:t>
-            </w:r>
-            <w:r>
-              <w:rPr>
-                <w:rFonts w:ascii="Times New Roman" w:hAnsi="Times New Roman" w:cs="Times New Roman"/>
-                <w:sz w:val="24"/>
-                <w:szCs w:val="24"/>
-              </w:rPr>
-              <w:t>abit</w:t>
-            </w:r>
-            <w:r>
-              <w:rPr>
-                <w:rFonts w:ascii="Times New Roman" w:hAnsi="Times New Roman" w:cs="Times New Roman"/>
-                <w:sz w:val="24"/>
-                <w:szCs w:val="24"/>
-                <w:lang w:val="vi-VN"/>
-              </w:rPr>
-              <w:t>s</w:t>
-            </w:r>
-            <w:r>
-              <w:rPr>
-                <w:rFonts w:ascii="Times New Roman" w:hAnsi="Times New Roman" w:cs="Times New Roman"/>
-                <w:sz w:val="24"/>
-                <w:szCs w:val="24"/>
-              </w:rPr>
-              <w:t xml:space="preserve">,…). </w:t>
+                <w:rFonts w:ascii="Times New Roman" w:eastAsia="Times New Roman" w:hAnsi="Times New Roman" w:cs="Times New Roman"/>
+                <w:sz w:val="24"/>
+                <w:szCs w:val="24"/>
+              </w:rPr>
+              <w:t>– Xây dựng Behavioral Design Framework ánh xạ lý thuyết vào tính năng.</w:t>
             </w:r>
           </w:p>
         </w:tc>
@@ -3181,34 +3078,90 @@
                 </w:tcPr>
                 <w:p>
                   <w:pPr>
-                    <w:tabs>
-                      <w:tab w:val="left" w:pos="284"/>
-                      <w:tab w:val="right" w:leader="dot" w:pos="9356"/>
-                    </w:tabs>
-                    <w:spacing w:before="120" w:after="120" w:line="360" w:lineRule="auto"/>
+                    <w:spacing w:line="276" w:lineRule="auto"/>
+                    <w:jc w:val="both"/>
+                  </w:pPr>
+                  <w:r>
+                    <w:rPr>
+                      <w:rFonts w:ascii="Times New Roman" w:eastAsia="Times New Roman" w:hAnsi="Times New Roman" w:cs="Times New Roman"/>
+                      <w:sz w:val="24"/>
+                      <w:szCs w:val="24"/>
+                    </w:rPr>
+                    <w:t xml:space="preserve">– Vẽ sơ đồ Use Case tổng thể và </w:t>
+                  </w:r>
+                  <w:r>
+                    <w:rPr>
+                      <w:rFonts w:ascii="Times New Roman" w:eastAsia="Times New Roman" w:hAnsi="Times New Roman" w:cs="Times New Roman"/>
+                      <w:sz w:val="24"/>
+                      <w:szCs w:val="24"/>
+                      <w:lang w:val="vi-VN"/>
+                    </w:rPr>
+                    <w:t>các</w:t>
+                  </w:r>
+                  <w:r>
+                    <w:rPr>
+                      <w:rFonts w:ascii="Times New Roman" w:eastAsia="Times New Roman" w:hAnsi="Times New Roman" w:cs="Times New Roman"/>
+                      <w:sz w:val="24"/>
+                      <w:szCs w:val="24"/>
+                    </w:rPr>
+                    <w:t xml:space="preserve"> sơ đồ hoạt động cho các chức năng chính.</w:t>
+                  </w:r>
+                </w:p>
+                <w:p>
+                  <w:pPr>
+                    <w:spacing w:line="276" w:lineRule="auto"/>
                     <w:jc w:val="both"/>
                     <w:rPr>
-                      <w:rFonts w:ascii="Times New Roman" w:hAnsi="Times New Roman" w:cs="Times New Roman"/>
-                      <w:sz w:val="24"/>
-                      <w:szCs w:val="24"/>
+                      <w:lang w:val="vi-VN"/>
                     </w:rPr>
                   </w:pPr>
                   <w:r>
                     <w:rPr>
-                      <w:rFonts w:ascii="Times New Roman" w:hAnsi="Times New Roman" w:cs="Times New Roman"/>
+                      <w:rFonts w:ascii="Times New Roman" w:eastAsia="Times New Roman" w:hAnsi="Times New Roman" w:cs="Times New Roman"/>
+                      <w:sz w:val="24"/>
+                      <w:szCs w:val="24"/>
+                    </w:rPr>
+                    <w:t>– Thiết kế lược đồ cơ sở dữ liệu</w:t>
+                  </w:r>
+                  <w:r>
+                    <w:rPr>
+                      <w:rFonts w:ascii="Times New Roman" w:eastAsia="Times New Roman" w:hAnsi="Times New Roman" w:cs="Times New Roman"/>
                       <w:sz w:val="24"/>
                       <w:szCs w:val="24"/>
                       <w:lang w:val="vi-VN"/>
                     </w:rPr>
-                    <w:t xml:space="preserve">- </w:t>
+                    <w:t xml:space="preserve">, </w:t>
                   </w:r>
                   <w:r>
                     <w:rPr>
-                      <w:rFonts w:ascii="Times New Roman" w:hAnsi="Times New Roman" w:cs="Times New Roman"/>
+                      <w:rFonts w:ascii="Times New Roman" w:eastAsia="Times New Roman" w:hAnsi="Times New Roman" w:cs="Times New Roman"/>
                       <w:sz w:val="24"/>
                       <w:szCs w:val="24"/>
                     </w:rPr>
-                    <w:t xml:space="preserve">Xác định các actor và chức năng hệ thống </w:t>
+                    <w:t>chuẩn hóa dữ liệu.</w:t>
+                  </w:r>
+                  <w:r>
+                    <w:rPr>
+                      <w:rFonts w:ascii="Times New Roman" w:eastAsia="Times New Roman" w:hAnsi="Times New Roman" w:cs="Times New Roman"/>
+                      <w:sz w:val="24"/>
+                      <w:szCs w:val="24"/>
+                      <w:lang w:val="vi-VN"/>
+                    </w:rPr>
+                    <w:t>.</w:t>
+                  </w:r>
+                </w:p>
+                <w:p>
+                  <w:pPr>
+                    <w:spacing w:line="276" w:lineRule="auto"/>
+                    <w:jc w:val="both"/>
+                  </w:pPr>
+                  <w:r>
+                    <w:rPr>
+                      <w:rFonts w:ascii="Times New Roman" w:eastAsia="Times New Roman" w:hAnsi="Times New Roman" w:cs="Times New Roman"/>
+                      <w:sz w:val="24"/>
+                      <w:szCs w:val="24"/>
+                    </w:rPr>
+                    <w:t>– Xác định kiến trúc hệ thống ba lớp: Flutter Client – Node.js/Express API – MySQL Database.</w:t>
                   </w:r>
                 </w:p>
                 <w:p>
@@ -3228,137 +3181,11 @@
                   </w:pPr>
                   <w:r>
                     <w:rPr>
-                      <w:rFonts w:ascii="Times New Roman" w:hAnsi="Times New Roman" w:cs="Times New Roman"/>
-                      <w:sz w:val="24"/>
-                      <w:szCs w:val="24"/>
-                      <w:lang w:val="vi-VN"/>
-                    </w:rPr>
-                    <w:t xml:space="preserve">- </w:t>
-                  </w:r>
-                  <w:r>
-                    <w:rPr>
-                      <w:rFonts w:ascii="Times New Roman" w:hAnsi="Times New Roman" w:cs="Times New Roman"/>
+                      <w:rFonts w:ascii="Times New Roman" w:eastAsia="Times New Roman" w:hAnsi="Times New Roman" w:cs="Times New Roman"/>
                       <w:sz w:val="24"/>
                       <w:szCs w:val="24"/>
                     </w:rPr>
-                    <w:t xml:space="preserve">Vẽ sơ đồ Use Case tổng thể </w:t>
-                  </w:r>
-                </w:p>
-                <w:p>
-                  <w:pPr>
-                    <w:tabs>
-                      <w:tab w:val="left" w:pos="284"/>
-                      <w:tab w:val="right" w:leader="dot" w:pos="9356"/>
-                    </w:tabs>
-                    <w:spacing w:before="120" w:after="120" w:line="360" w:lineRule="auto"/>
-                    <w:jc w:val="both"/>
-                    <w:rPr>
-                      <w:rFonts w:ascii="Times New Roman" w:hAnsi="Times New Roman" w:cs="Times New Roman"/>
-                      <w:sz w:val="24"/>
-                      <w:szCs w:val="24"/>
-                      <w:lang w:val="vi-VN"/>
-                    </w:rPr>
-                  </w:pPr>
-                  <w:r>
-                    <w:rPr>
-                      <w:rFonts w:ascii="Times New Roman" w:hAnsi="Times New Roman" w:cs="Times New Roman"/>
-                      <w:sz w:val="24"/>
-                      <w:szCs w:val="24"/>
-                      <w:lang w:val="vi-VN"/>
-                    </w:rPr>
-                    <w:t>- Vẽ sơ đồ hoạt động các chức năng chính</w:t>
-                  </w:r>
-                </w:p>
-                <w:p>
-                  <w:pPr>
-                    <w:tabs>
-                      <w:tab w:val="left" w:pos="284"/>
-                      <w:tab w:val="right" w:leader="dot" w:pos="9356"/>
-                    </w:tabs>
-                    <w:spacing w:before="120" w:after="120" w:line="360" w:lineRule="auto"/>
-                    <w:jc w:val="both"/>
-                    <w:rPr>
-                      <w:rFonts w:ascii="Times New Roman" w:hAnsi="Times New Roman" w:cs="Times New Roman"/>
-                      <w:sz w:val="24"/>
-                      <w:szCs w:val="24"/>
-                      <w:lang w:val="vi-VN"/>
-                    </w:rPr>
-                  </w:pPr>
-                  <w:r>
-                    <w:rPr>
-                      <w:rFonts w:ascii="Times New Roman" w:hAnsi="Times New Roman" w:cs="Times New Roman"/>
-                      <w:sz w:val="24"/>
-                      <w:szCs w:val="24"/>
-                      <w:lang w:val="vi-VN"/>
-                    </w:rPr>
-                    <w:lastRenderedPageBreak/>
-                    <w:t xml:space="preserve">- </w:t>
-                  </w:r>
-                  <w:r>
-                    <w:rPr>
-                      <w:rFonts w:ascii="Times New Roman" w:hAnsi="Times New Roman" w:cs="Times New Roman"/>
-                      <w:sz w:val="24"/>
-                      <w:szCs w:val="24"/>
-                    </w:rPr>
-                    <w:t xml:space="preserve">Xác định các đối tượng: User, Habit, Goal, Reminder… </w:t>
-                  </w:r>
-                </w:p>
-                <w:p>
-                  <w:pPr>
-                    <w:tabs>
-                      <w:tab w:val="left" w:pos="284"/>
-                      <w:tab w:val="right" w:leader="dot" w:pos="9356"/>
-                    </w:tabs>
-                    <w:spacing w:before="120" w:after="120" w:line="360" w:lineRule="auto"/>
-                    <w:jc w:val="both"/>
-                    <w:rPr>
-                      <w:rFonts w:ascii="Times New Roman" w:hAnsi="Times New Roman" w:cs="Times New Roman"/>
-                      <w:sz w:val="24"/>
-                      <w:szCs w:val="24"/>
-                      <w:lang w:val="vi-VN"/>
-                    </w:rPr>
-                  </w:pPr>
-                  <w:r>
-                    <w:rPr>
-                      <w:rFonts w:ascii="Times New Roman" w:hAnsi="Times New Roman" w:cs="Times New Roman"/>
-                      <w:sz w:val="24"/>
-                      <w:szCs w:val="24"/>
-                      <w:lang w:val="vi-VN"/>
-                    </w:rPr>
-                    <w:t>- Xây dựng lược đồ cơ sở dữ liệu</w:t>
-                  </w:r>
-                </w:p>
-                <w:p>
-                  <w:pPr>
-                    <w:tabs>
-                      <w:tab w:val="left" w:pos="284"/>
-                      <w:tab w:val="right" w:leader="dot" w:pos="9356"/>
-                    </w:tabs>
-                    <w:spacing w:before="120" w:after="120" w:line="360" w:lineRule="auto"/>
-                    <w:jc w:val="both"/>
-                    <w:rPr>
-                      <w:rFonts w:ascii="Times New Roman" w:hAnsi="Times New Roman" w:cs="Times New Roman"/>
-                      <w:sz w:val="24"/>
-                      <w:szCs w:val="24"/>
-                      <w:lang w:val="vi-VN"/>
-                    </w:rPr>
-                  </w:pPr>
-                  <w:r>
-                    <w:rPr>
-                      <w:rFonts w:ascii="Times New Roman" w:hAnsi="Times New Roman" w:cs="Times New Roman"/>
-                      <w:sz w:val="24"/>
-                      <w:szCs w:val="24"/>
-                      <w:lang w:val="vi-VN"/>
-                    </w:rPr>
-                    <w:t xml:space="preserve">- </w:t>
-                  </w:r>
-                  <w:r>
-                    <w:rPr>
-                      <w:rFonts w:ascii="Times New Roman" w:hAnsi="Times New Roman" w:cs="Times New Roman"/>
-                      <w:sz w:val="24"/>
-                      <w:szCs w:val="24"/>
-                    </w:rPr>
-                    <w:t>Chuẩn hóa dữ liệu và thiết kế bảng trong cơ sở dữ liệu</w:t>
+                    <w:t>– Thiết kế danh sách RESTful API endpoint.</w:t>
                   </w:r>
                 </w:p>
               </w:tc>
@@ -3526,43 +3353,58 @@
           </w:tcPr>
           <w:p>
             <w:pPr>
-              <w:tabs>
-                <w:tab w:val="left" w:pos="284"/>
-                <w:tab w:val="right" w:leader="dot" w:pos="9356"/>
-              </w:tabs>
-              <w:spacing w:before="120" w:after="120" w:line="360" w:lineRule="auto"/>
+              <w:spacing w:after="160" w:line="276" w:lineRule="auto"/>
               <w:jc w:val="both"/>
               <w:rPr>
-                <w:rFonts w:ascii="Times New Roman" w:hAnsi="Times New Roman" w:cs="Times New Roman"/>
+                <w:rFonts w:ascii="Times New Roman" w:eastAsia="Times New Roman" w:hAnsi="Times New Roman" w:cs="Times New Roman"/>
                 <w:sz w:val="24"/>
                 <w:szCs w:val="24"/>
               </w:rPr>
             </w:pPr>
             <w:r>
               <w:rPr>
-                <w:rFonts w:ascii="Times New Roman" w:hAnsi="Times New Roman" w:cs="Times New Roman"/>
-                <w:sz w:val="24"/>
-                <w:szCs w:val="24"/>
-                <w:lang w:val="vi-VN"/>
-              </w:rPr>
-              <w:t xml:space="preserve">- </w:t>
-            </w:r>
-            <w:r>
-              <w:rPr>
-                <w:rFonts w:ascii="Times New Roman" w:hAnsi="Times New Roman" w:cs="Times New Roman"/>
-                <w:sz w:val="24"/>
-                <w:szCs w:val="24"/>
-              </w:rPr>
-              <w:t xml:space="preserve">Thiết kế giao diện trang đăng nhập và đăng ký người dùng. </w:t>
+                <w:rFonts w:ascii="Times New Roman" w:eastAsia="Times New Roman" w:hAnsi="Times New Roman" w:cs="Times New Roman"/>
+                <w:sz w:val="24"/>
+                <w:szCs w:val="24"/>
+              </w:rPr>
+              <w:t xml:space="preserve">– Thiết kế giao diện </w:t>
+            </w:r>
+            <w:r>
+              <w:rPr>
+                <w:rFonts w:ascii="Times New Roman" w:eastAsia="Times New Roman" w:hAnsi="Times New Roman" w:cs="Times New Roman"/>
+                <w:sz w:val="24"/>
+                <w:szCs w:val="24"/>
+              </w:rPr>
+              <w:t>các</w:t>
+            </w:r>
+            <w:r>
+              <w:rPr>
+                <w:rFonts w:ascii="Times New Roman" w:eastAsia="Times New Roman" w:hAnsi="Times New Roman" w:cs="Times New Roman"/>
+                <w:sz w:val="24"/>
+                <w:szCs w:val="24"/>
+              </w:rPr>
+              <w:t xml:space="preserve"> màn hình</w:t>
+            </w:r>
+            <w:r>
+              <w:rPr>
+                <w:rFonts w:ascii="Times New Roman" w:eastAsia="Times New Roman" w:hAnsi="Times New Roman" w:cs="Times New Roman"/>
+                <w:sz w:val="24"/>
+                <w:szCs w:val="24"/>
+              </w:rPr>
+              <w:t xml:space="preserve"> như</w:t>
+            </w:r>
+            <w:r>
+              <w:rPr>
+                <w:rFonts w:ascii="Times New Roman" w:eastAsia="Times New Roman" w:hAnsi="Times New Roman" w:cs="Times New Roman"/>
+                <w:sz w:val="24"/>
+                <w:szCs w:val="24"/>
+              </w:rPr>
+              <w:t>: Đăng nhập, Đăng ký, Onboarding (thiết lập giới tính, năm sinh, chỉ số cơ thể, mục tiêu, thói quen ban đầu, chọn cây), Hôm nay, Thói quen, Phát triển, Thành tích, Thống kê, Cộng đồng, Trợ lý AI, Hồ sơ cá nhân, Trang cá nhân cộng đồng và các màn hình Admin.</w:t>
             </w:r>
           </w:p>
           <w:p>
             <w:pPr>
-              <w:tabs>
-                <w:tab w:val="left" w:pos="284"/>
-                <w:tab w:val="right" w:leader="dot" w:pos="9356"/>
-              </w:tabs>
-              <w:spacing w:before="120" w:after="120" w:line="360" w:lineRule="auto"/>
+              <w:spacing w:after="160" w:line="276" w:lineRule="auto"/>
               <w:jc w:val="both"/>
               <w:rPr>
                 <w:rFonts w:ascii="Times New Roman" w:hAnsi="Times New Roman" w:cs="Times New Roman"/>
@@ -3572,119 +3414,11 @@
             </w:pPr>
             <w:r>
               <w:rPr>
-                <w:rFonts w:ascii="Times New Roman" w:hAnsi="Times New Roman" w:cs="Times New Roman"/>
-                <w:sz w:val="24"/>
-                <w:szCs w:val="24"/>
-                <w:lang w:val="vi-VN"/>
-              </w:rPr>
-              <w:t xml:space="preserve">- </w:t>
-            </w:r>
-            <w:r>
-              <w:rPr>
-                <w:rFonts w:ascii="Times New Roman" w:hAnsi="Times New Roman" w:cs="Times New Roman"/>
-                <w:sz w:val="24"/>
-                <w:szCs w:val="24"/>
-              </w:rPr>
-              <w:t xml:space="preserve">Thiết kế giao diện trang chính (Dashboard). </w:t>
-            </w:r>
-          </w:p>
-          <w:p>
-            <w:pPr>
-              <w:tabs>
-                <w:tab w:val="left" w:pos="284"/>
-                <w:tab w:val="right" w:leader="dot" w:pos="9356"/>
-              </w:tabs>
-              <w:spacing w:before="120" w:after="120" w:line="360" w:lineRule="auto"/>
-              <w:jc w:val="both"/>
-              <w:rPr>
-                <w:rFonts w:ascii="Times New Roman" w:hAnsi="Times New Roman" w:cs="Times New Roman"/>
-                <w:sz w:val="24"/>
-                <w:szCs w:val="24"/>
-              </w:rPr>
-            </w:pPr>
-            <w:r>
-              <w:rPr>
-                <w:rFonts w:ascii="Times New Roman" w:hAnsi="Times New Roman" w:cs="Times New Roman"/>
-                <w:sz w:val="24"/>
-                <w:szCs w:val="24"/>
-                <w:lang w:val="vi-VN"/>
-              </w:rPr>
-              <w:t xml:space="preserve">- </w:t>
-            </w:r>
-            <w:r>
-              <w:rPr>
-                <w:rFonts w:ascii="Times New Roman" w:hAnsi="Times New Roman" w:cs="Times New Roman"/>
-                <w:sz w:val="24"/>
-                <w:szCs w:val="24"/>
-              </w:rPr>
-              <w:t xml:space="preserve">Thiết kế giao diện quản lý và theo dõi thói quen. </w:t>
-            </w:r>
-          </w:p>
-          <w:p>
-            <w:pPr>
-              <w:tabs>
-                <w:tab w:val="left" w:pos="284"/>
-                <w:tab w:val="right" w:leader="dot" w:pos="9356"/>
-              </w:tabs>
-              <w:spacing w:before="120" w:after="120" w:line="360" w:lineRule="auto"/>
-              <w:jc w:val="both"/>
-              <w:rPr>
-                <w:rFonts w:ascii="Times New Roman" w:hAnsi="Times New Roman" w:cs="Times New Roman"/>
-                <w:sz w:val="24"/>
-                <w:szCs w:val="24"/>
-                <w:lang w:val="vi-VN"/>
-              </w:rPr>
-            </w:pPr>
-            <w:r>
-              <w:rPr>
-                <w:rFonts w:ascii="Times New Roman" w:hAnsi="Times New Roman" w:cs="Times New Roman"/>
-                <w:sz w:val="24"/>
-                <w:szCs w:val="24"/>
-                <w:lang w:val="vi-VN"/>
-              </w:rPr>
-              <w:t xml:space="preserve">- </w:t>
-            </w:r>
-            <w:r>
-              <w:rPr>
-                <w:rFonts w:ascii="Times New Roman" w:hAnsi="Times New Roman" w:cs="Times New Roman"/>
-                <w:sz w:val="24"/>
-                <w:szCs w:val="24"/>
-              </w:rPr>
-              <w:t xml:space="preserve">Thiết kế giao diện thống kê và hiển thị tiến trình (biểu đồ). </w:t>
-            </w:r>
-          </w:p>
-          <w:p>
-            <w:pPr>
-              <w:pStyle w:val="ListParagraph"/>
-              <w:tabs>
-                <w:tab w:val="left" w:pos="284"/>
-                <w:tab w:val="right" w:leader="dot" w:pos="9356"/>
-              </w:tabs>
-              <w:spacing w:before="120" w:after="120" w:line="360" w:lineRule="auto"/>
-              <w:ind w:left="0"/>
-              <w:jc w:val="both"/>
-              <w:rPr>
-                <w:rFonts w:ascii="Times New Roman" w:hAnsi="Times New Roman" w:cs="Times New Roman"/>
-                <w:sz w:val="24"/>
-                <w:szCs w:val="24"/>
-              </w:rPr>
-            </w:pPr>
-            <w:r>
-              <w:rPr>
-                <w:rFonts w:ascii="Times New Roman" w:hAnsi="Times New Roman" w:cs="Times New Roman"/>
-                <w:sz w:val="24"/>
-                <w:szCs w:val="24"/>
-                <w:lang w:val="vi-VN"/>
-              </w:rPr>
-              <w:t xml:space="preserve">- </w:t>
-            </w:r>
-            <w:r>
-              <w:rPr>
-                <w:rFonts w:ascii="Times New Roman" w:hAnsi="Times New Roman" w:cs="Times New Roman"/>
-                <w:sz w:val="24"/>
-                <w:szCs w:val="24"/>
-              </w:rPr>
-              <w:t>Thiết kế bổ sung các giao diện phát sinh trong quá trình phát triển nhằm đảm bảo tính đầy đủ về chức năng và tối ưu trải nghiệm người dùng.</w:t>
+                <w:rFonts w:ascii="Times New Roman" w:eastAsia="Times New Roman" w:hAnsi="Times New Roman" w:cs="Times New Roman"/>
+                <w:sz w:val="24"/>
+                <w:szCs w:val="24"/>
+              </w:rPr>
+              <w:t>– Ánh xạ lý thuyết hành vi vào từng màn hình giao diện.</w:t>
             </w:r>
           </w:p>
         </w:tc>
@@ -3833,222 +3567,116 @@
           </w:tcPr>
           <w:p>
             <w:pPr>
-              <w:tabs>
-                <w:tab w:val="left" w:pos="284"/>
-                <w:tab w:val="right" w:leader="dot" w:pos="9356"/>
-              </w:tabs>
-              <w:spacing w:before="120" w:after="120" w:line="360" w:lineRule="auto"/>
+              <w:spacing w:after="160" w:line="276" w:lineRule="auto"/>
               <w:jc w:val="both"/>
               <w:rPr>
-                <w:rFonts w:ascii="Times New Roman" w:hAnsi="Times New Roman" w:cs="Times New Roman"/>
+                <w:rFonts w:ascii="Times New Roman" w:eastAsia="Times New Roman" w:hAnsi="Times New Roman" w:cs="Times New Roman"/>
                 <w:sz w:val="24"/>
                 <w:szCs w:val="24"/>
               </w:rPr>
             </w:pPr>
             <w:r>
               <w:rPr>
-                <w:rFonts w:ascii="Times New Roman" w:hAnsi="Times New Roman" w:cs="Times New Roman"/>
-                <w:sz w:val="24"/>
-                <w:szCs w:val="24"/>
-                <w:lang w:val="vi-VN"/>
-              </w:rPr>
-              <w:t xml:space="preserve">- </w:t>
-            </w:r>
-            <w:r>
-              <w:rPr>
-                <w:rFonts w:ascii="Times New Roman" w:hAnsi="Times New Roman" w:cs="Times New Roman"/>
-                <w:sz w:val="24"/>
-                <w:szCs w:val="24"/>
-              </w:rPr>
-              <w:t xml:space="preserve">Xây dựng mô hình hệ thống Client–Server </w:t>
+                <w:rFonts w:ascii="Times New Roman" w:eastAsia="Times New Roman" w:hAnsi="Times New Roman" w:cs="Times New Roman"/>
+                <w:sz w:val="24"/>
+                <w:szCs w:val="24"/>
+              </w:rPr>
+              <w:t>– Khởi tạo project Flutter và project Node.js/TypeScript.</w:t>
             </w:r>
           </w:p>
           <w:p>
             <w:pPr>
-              <w:tabs>
-                <w:tab w:val="left" w:pos="284"/>
-                <w:tab w:val="right" w:leader="dot" w:pos="9356"/>
-              </w:tabs>
-              <w:spacing w:before="120" w:after="120" w:line="360" w:lineRule="auto"/>
+              <w:spacing w:after="160" w:line="276" w:lineRule="auto"/>
               <w:jc w:val="both"/>
               <w:rPr>
-                <w:rFonts w:ascii="Times New Roman" w:hAnsi="Times New Roman" w:cs="Times New Roman"/>
+                <w:rFonts w:ascii="Times New Roman" w:eastAsia="Times New Roman" w:hAnsi="Times New Roman" w:cs="Times New Roman"/>
                 <w:sz w:val="24"/>
                 <w:szCs w:val="24"/>
               </w:rPr>
             </w:pPr>
             <w:r>
               <w:rPr>
-                <w:rFonts w:ascii="Times New Roman" w:hAnsi="Times New Roman" w:cs="Times New Roman"/>
-                <w:sz w:val="24"/>
-                <w:szCs w:val="24"/>
-                <w:lang w:val="vi-VN"/>
-              </w:rPr>
-              <w:t xml:space="preserve">- </w:t>
-            </w:r>
-            <w:r>
-              <w:rPr>
-                <w:rFonts w:ascii="Times New Roman" w:hAnsi="Times New Roman" w:cs="Times New Roman"/>
-                <w:sz w:val="24"/>
-                <w:szCs w:val="24"/>
-              </w:rPr>
-              <w:t xml:space="preserve">Xác định các thành phần: Mobile App – Backend – Database </w:t>
+                <w:rFonts w:ascii="Times New Roman" w:eastAsia="Times New Roman" w:hAnsi="Times New Roman" w:cs="Times New Roman"/>
+                <w:sz w:val="24"/>
+                <w:szCs w:val="24"/>
+              </w:rPr>
+              <w:t xml:space="preserve">– Thiết lập cơ sở dữ liệu MySQL 8.0, tạo </w:t>
+            </w:r>
+            <w:r>
+              <w:rPr>
+                <w:rFonts w:ascii="Times New Roman" w:eastAsia="Times New Roman" w:hAnsi="Times New Roman" w:cs="Times New Roman"/>
+                <w:sz w:val="24"/>
+                <w:szCs w:val="24"/>
+                <w:lang w:val="vi-VN"/>
+              </w:rPr>
+              <w:t>các</w:t>
+            </w:r>
+            <w:r>
+              <w:rPr>
+                <w:rFonts w:ascii="Times New Roman" w:eastAsia="Times New Roman" w:hAnsi="Times New Roman" w:cs="Times New Roman"/>
+                <w:sz w:val="24"/>
+                <w:szCs w:val="24"/>
+              </w:rPr>
+              <w:t xml:space="preserve"> bảng quan hệ.</w:t>
             </w:r>
           </w:p>
           <w:p>
             <w:pPr>
-              <w:tabs>
-                <w:tab w:val="left" w:pos="284"/>
-                <w:tab w:val="right" w:leader="dot" w:pos="9356"/>
-              </w:tabs>
-              <w:spacing w:before="120" w:after="120" w:line="360" w:lineRule="auto"/>
+              <w:spacing w:after="160" w:line="276" w:lineRule="auto"/>
               <w:jc w:val="both"/>
               <w:rPr>
-                <w:rFonts w:ascii="Times New Roman" w:hAnsi="Times New Roman" w:cs="Times New Roman"/>
+                <w:rFonts w:ascii="Times New Roman" w:eastAsia="Times New Roman" w:hAnsi="Times New Roman" w:cs="Times New Roman"/>
                 <w:sz w:val="24"/>
                 <w:szCs w:val="24"/>
               </w:rPr>
             </w:pPr>
             <w:r>
               <w:rPr>
-                <w:rFonts w:ascii="Times New Roman" w:hAnsi="Times New Roman" w:cs="Times New Roman"/>
-                <w:sz w:val="24"/>
-                <w:szCs w:val="24"/>
-                <w:lang w:val="vi-VN"/>
-              </w:rPr>
-              <w:t xml:space="preserve">- </w:t>
-            </w:r>
-            <w:r>
-              <w:rPr>
-                <w:rFonts w:ascii="Times New Roman" w:hAnsi="Times New Roman" w:cs="Times New Roman"/>
-                <w:sz w:val="24"/>
-                <w:szCs w:val="24"/>
-              </w:rPr>
-              <w:t xml:space="preserve">Thiết kế danh sách API: </w:t>
+                <w:rFonts w:ascii="Times New Roman" w:eastAsia="Times New Roman" w:hAnsi="Times New Roman" w:cs="Times New Roman"/>
+                <w:sz w:val="24"/>
+                <w:szCs w:val="24"/>
+              </w:rPr>
+              <w:t>– Xây dựng cấu trúc project frontend (Provider state management) và backend (Express.js 5.x, TypeScript).</w:t>
             </w:r>
           </w:p>
           <w:p>
             <w:pPr>
-              <w:numPr>
-                <w:ilvl w:val="0"/>
-                <w:numId w:val="16"/>
-              </w:numPr>
-              <w:tabs>
-                <w:tab w:val="left" w:pos="284"/>
-                <w:tab w:val="right" w:leader="dot" w:pos="9356"/>
-              </w:tabs>
-              <w:spacing w:before="120" w:after="120" w:line="360" w:lineRule="auto"/>
+              <w:spacing w:after="160" w:line="276" w:lineRule="auto"/>
               <w:jc w:val="both"/>
               <w:rPr>
-                <w:rFonts w:ascii="Times New Roman" w:hAnsi="Times New Roman" w:cs="Times New Roman"/>
+                <w:rFonts w:ascii="Times New Roman" w:eastAsia="Times New Roman" w:hAnsi="Times New Roman" w:cs="Times New Roman"/>
                 <w:sz w:val="24"/>
                 <w:szCs w:val="24"/>
               </w:rPr>
             </w:pPr>
             <w:r>
               <w:rPr>
-                <w:rFonts w:ascii="Times New Roman" w:hAnsi="Times New Roman" w:cs="Times New Roman"/>
-                <w:sz w:val="24"/>
-                <w:szCs w:val="24"/>
-              </w:rPr>
-              <w:t xml:space="preserve">API đăng ký / đăng nhập </w:t>
+                <w:rFonts w:ascii="Times New Roman" w:eastAsia="Times New Roman" w:hAnsi="Times New Roman" w:cs="Times New Roman"/>
+                <w:sz w:val="24"/>
+                <w:szCs w:val="24"/>
+              </w:rPr>
+              <w:t>– Lập trình chức năng đăng ký/đăng nhập, tích hợp Google OAuth 2.0 và JWT authentication.</w:t>
             </w:r>
           </w:p>
           <w:p>
             <w:pPr>
-              <w:numPr>
-                <w:ilvl w:val="0"/>
-                <w:numId w:val="16"/>
-              </w:numPr>
-              <w:tabs>
-                <w:tab w:val="left" w:pos="284"/>
-                <w:tab w:val="right" w:leader="dot" w:pos="9356"/>
-              </w:tabs>
-              <w:spacing w:before="120" w:after="120" w:line="360" w:lineRule="auto"/>
+              <w:spacing w:after="160" w:line="276" w:lineRule="auto"/>
               <w:jc w:val="both"/>
               <w:rPr>
                 <w:rFonts w:ascii="Times New Roman" w:hAnsi="Times New Roman" w:cs="Times New Roman"/>
                 <w:sz w:val="24"/>
                 <w:szCs w:val="24"/>
+                <w:lang w:val="vi-VN"/>
               </w:rPr>
             </w:pPr>
             <w:r>
               <w:rPr>
-                <w:rFonts w:ascii="Times New Roman" w:hAnsi="Times New Roman" w:cs="Times New Roman"/>
-                <w:sz w:val="24"/>
-                <w:szCs w:val="24"/>
-              </w:rPr>
-              <w:t xml:space="preserve">API quản lý thói quen </w:t>
-            </w:r>
-          </w:p>
-          <w:p>
-            <w:pPr>
-              <w:numPr>
-                <w:ilvl w:val="0"/>
-                <w:numId w:val="16"/>
-              </w:numPr>
-              <w:tabs>
-                <w:tab w:val="left" w:pos="284"/>
-                <w:tab w:val="right" w:leader="dot" w:pos="9356"/>
-              </w:tabs>
-              <w:spacing w:before="120" w:after="120" w:line="360" w:lineRule="auto"/>
-              <w:jc w:val="both"/>
-              <w:rPr>
-                <w:rFonts w:ascii="Times New Roman" w:hAnsi="Times New Roman" w:cs="Times New Roman"/>
-                <w:sz w:val="24"/>
-                <w:szCs w:val="24"/>
-              </w:rPr>
-            </w:pPr>
-            <w:r>
-              <w:rPr>
-                <w:rFonts w:ascii="Times New Roman" w:hAnsi="Times New Roman" w:cs="Times New Roman"/>
-                <w:sz w:val="24"/>
-                <w:szCs w:val="24"/>
-              </w:rPr>
-              <w:t>API thống kê</w:t>
-            </w:r>
-            <w:r>
-              <w:rPr>
-                <w:rFonts w:ascii="Times New Roman" w:hAnsi="Times New Roman" w:cs="Times New Roman"/>
-                <w:sz w:val="24"/>
-                <w:szCs w:val="24"/>
-                <w:lang w:val="vi-VN"/>
-              </w:rPr>
-              <w:t>,...</w:t>
-            </w:r>
-          </w:p>
-          <w:p>
-            <w:pPr>
-              <w:tabs>
-                <w:tab w:val="left" w:pos="284"/>
-                <w:tab w:val="right" w:leader="dot" w:pos="9356"/>
-              </w:tabs>
-              <w:spacing w:before="120" w:after="120" w:line="360" w:lineRule="auto"/>
-              <w:jc w:val="both"/>
-              <w:rPr>
-                <w:rFonts w:ascii="Times New Roman" w:hAnsi="Times New Roman" w:cs="Times New Roman"/>
-                <w:sz w:val="24"/>
-                <w:szCs w:val="24"/>
-                <w:lang w:val="vi-VN"/>
-              </w:rPr>
-            </w:pPr>
-            <w:r>
-              <w:rPr>
-                <w:rFonts w:ascii="Times New Roman" w:hAnsi="Times New Roman" w:cs="Times New Roman"/>
-                <w:sz w:val="24"/>
-                <w:szCs w:val="24"/>
-                <w:lang w:val="vi-VN"/>
-              </w:rPr>
-              <w:t>- Kiểm thử API cơ bản bằng Postman</w:t>
-            </w:r>
-            <w:r>
-              <w:rPr>
-                <w:rFonts w:ascii="Times New Roman" w:hAnsi="Times New Roman" w:cs="Times New Roman"/>
-                <w:sz w:val="24"/>
-                <w:szCs w:val="24"/>
-                <w:lang w:val="vi-VN"/>
-              </w:rPr>
-              <w:t>.</w:t>
+                <w:rFonts w:ascii="Times New Roman" w:eastAsia="Times New Roman" w:hAnsi="Times New Roman" w:cs="Times New Roman"/>
+                <w:sz w:val="24"/>
+                <w:szCs w:val="24"/>
+              </w:rPr>
+              <w:lastRenderedPageBreak/>
+              <w:t>– Kiểm thử API bằng Postman.</w:t>
             </w:r>
           </w:p>
         </w:tc>
@@ -4197,96 +3825,73 @@
           </w:tcPr>
           <w:p>
             <w:pPr>
-              <w:tabs>
-                <w:tab w:val="left" w:pos="284"/>
-                <w:tab w:val="right" w:leader="dot" w:pos="9356"/>
-              </w:tabs>
-              <w:spacing w:before="120" w:after="120" w:line="360" w:lineRule="auto"/>
+              <w:spacing w:after="160" w:line="276" w:lineRule="auto"/>
+              <w:jc w:val="both"/>
+              <w:rPr>
+                <w:rFonts w:ascii="Times New Roman" w:eastAsia="Times New Roman" w:hAnsi="Times New Roman" w:cs="Times New Roman"/>
+                <w:sz w:val="24"/>
+                <w:szCs w:val="24"/>
+              </w:rPr>
             </w:pPr>
             <w:r>
               <w:rPr>
-                <w:rFonts w:ascii="Times New Roman" w:hAnsi="Times New Roman" w:cs="Times New Roman"/>
-                <w:sz w:val="24"/>
-                <w:szCs w:val="24"/>
-                <w:lang w:val="vi-VN"/>
-              </w:rPr>
-              <w:t>- Khởi tạo project mobile</w:t>
-            </w:r>
-            <w:r>
-              <w:rPr>
-                <w:rFonts w:ascii="Times New Roman" w:hAnsi="Times New Roman" w:cs="Times New Roman"/>
-                <w:sz w:val="24"/>
-                <w:szCs w:val="24"/>
-                <w:lang w:val="vi-VN"/>
-              </w:rPr>
-              <w:br/>
-              <w:t>- Xây dựng cấu trúc project</w:t>
-            </w:r>
-            <w:r>
-              <w:rPr>
-                <w:rFonts w:ascii="Times New Roman" w:hAnsi="Times New Roman" w:cs="Times New Roman"/>
-                <w:sz w:val="24"/>
-                <w:szCs w:val="24"/>
-                <w:lang w:val="vi-VN"/>
-              </w:rPr>
-              <w:br/>
-            </w:r>
-            <w:r>
-              <w:rPr>
-                <w:rFonts w:ascii="Times New Roman" w:hAnsi="Times New Roman" w:cs="Times New Roman"/>
-                <w:sz w:val="24"/>
-                <w:szCs w:val="24"/>
-                <w:lang w:val="vi-VN"/>
-              </w:rPr>
-              <w:lastRenderedPageBreak/>
-              <w:t>- Lập trình</w:t>
-            </w:r>
-            <w:r>
-              <w:rPr>
-                <w:rFonts w:ascii="Times New Roman" w:hAnsi="Times New Roman" w:cs="Times New Roman"/>
-                <w:sz w:val="24"/>
-                <w:szCs w:val="24"/>
-                <w:lang w:val="vi-VN"/>
-              </w:rPr>
-              <w:t xml:space="preserve"> chức năng</w:t>
-            </w:r>
-            <w:r>
-              <w:rPr>
-                <w:rFonts w:ascii="Times New Roman" w:hAnsi="Times New Roman" w:cs="Times New Roman"/>
-                <w:sz w:val="24"/>
-                <w:szCs w:val="24"/>
-                <w:lang w:val="vi-VN"/>
-              </w:rPr>
-              <w:t xml:space="preserve"> đăng ký/đăng nhập</w:t>
-            </w:r>
-            <w:r>
-              <w:rPr>
-                <w:rFonts w:ascii="Times New Roman" w:hAnsi="Times New Roman" w:cs="Times New Roman"/>
-                <w:sz w:val="24"/>
-                <w:szCs w:val="24"/>
-                <w:lang w:val="vi-VN"/>
-              </w:rPr>
-              <w:t xml:space="preserve"> bằng Google.</w:t>
-            </w:r>
-            <w:r>
-              <w:rPr>
-                <w:rFonts w:ascii="Times New Roman" w:hAnsi="Times New Roman" w:cs="Times New Roman"/>
-                <w:sz w:val="24"/>
-                <w:szCs w:val="24"/>
-                <w:lang w:val="vi-VN"/>
-              </w:rPr>
-              <w:br/>
-              <w:t>- Xây dựng backend (user API)</w:t>
-            </w:r>
-            <w:r>
-              <w:rPr>
-                <w:rFonts w:ascii="Times New Roman" w:hAnsi="Times New Roman" w:cs="Times New Roman"/>
-                <w:sz w:val="24"/>
-                <w:szCs w:val="24"/>
-                <w:lang w:val="vi-VN"/>
-              </w:rPr>
-              <w:br/>
-              <w:t>- Kết nối frontend – backend</w:t>
+                <w:rFonts w:ascii="Times New Roman" w:eastAsia="Times New Roman" w:hAnsi="Times New Roman" w:cs="Times New Roman"/>
+                <w:sz w:val="24"/>
+                <w:szCs w:val="24"/>
+              </w:rPr>
+              <w:t>– Xây dựng luồng Onboarding: thiết lập giới tính, năm sinh, thông số cơ thể (chiều cao, cân nặng, mức độ vận động), mục tiêu cá nhân, chọn thói quen ban đầu và chọn cây.</w:t>
+            </w:r>
+          </w:p>
+          <w:p>
+            <w:pPr>
+              <w:spacing w:after="160" w:line="276" w:lineRule="auto"/>
+              <w:jc w:val="both"/>
+              <w:rPr>
+                <w:rFonts w:ascii="Times New Roman" w:eastAsia="Times New Roman" w:hAnsi="Times New Roman" w:cs="Times New Roman"/>
+                <w:sz w:val="24"/>
+                <w:szCs w:val="24"/>
+              </w:rPr>
+            </w:pPr>
+            <w:r>
+              <w:rPr>
+                <w:rFonts w:ascii="Times New Roman" w:eastAsia="Times New Roman" w:hAnsi="Times New Roman" w:cs="Times New Roman"/>
+                <w:sz w:val="24"/>
+                <w:szCs w:val="24"/>
+              </w:rPr>
+              <w:t>– Phát triển màn hình quản lý thói quen: danh sách Đang thực hiện/Đã hoàn thành, thêm/xóa thói quen, thiết lập mục tiêu và giờ nhắc nhở.</w:t>
+            </w:r>
+          </w:p>
+          <w:p>
+            <w:pPr>
+              <w:spacing w:after="160" w:line="276" w:lineRule="auto"/>
+              <w:jc w:val="both"/>
+              <w:rPr>
+                <w:rFonts w:ascii="Times New Roman" w:eastAsia="Times New Roman" w:hAnsi="Times New Roman" w:cs="Times New Roman"/>
+                <w:sz w:val="24"/>
+                <w:szCs w:val="24"/>
+              </w:rPr>
+            </w:pPr>
+            <w:r>
+              <w:rPr>
+                <w:rFonts w:ascii="Times New Roman" w:eastAsia="Times New Roman" w:hAnsi="Times New Roman" w:cs="Times New Roman"/>
+                <w:sz w:val="24"/>
+                <w:szCs w:val="24"/>
+              </w:rPr>
+              <w:t>– Hỗ trợ song ngữ VI/EN toàn hệ thống.</w:t>
+            </w:r>
+          </w:p>
+          <w:p>
+            <w:pPr>
+              <w:spacing w:after="160" w:line="276" w:lineRule="auto"/>
+              <w:jc w:val="both"/>
+            </w:pPr>
+            <w:r>
+              <w:rPr>
+                <w:rFonts w:ascii="Times New Roman" w:eastAsia="Times New Roman" w:hAnsi="Times New Roman" w:cs="Times New Roman"/>
+                <w:sz w:val="24"/>
+                <w:szCs w:val="24"/>
+              </w:rPr>
+              <w:t>– Xây dựng API quản lý thói quen và API streak.</w:t>
             </w:r>
           </w:p>
         </w:tc>
@@ -4435,117 +4040,96 @@
           </w:tcPr>
           <w:p>
             <w:pPr>
-              <w:pStyle w:val="ListParagraph"/>
-              <w:tabs>
-                <w:tab w:val="left" w:pos="284"/>
-                <w:tab w:val="right" w:leader="dot" w:pos="9356"/>
-              </w:tabs>
-              <w:spacing w:before="120" w:after="120" w:line="360" w:lineRule="auto"/>
-              <w:ind w:left="0"/>
+              <w:spacing w:after="160" w:line="276" w:lineRule="auto"/>
               <w:jc w:val="both"/>
               <w:rPr>
-                <w:rFonts w:ascii="Times New Roman" w:hAnsi="Times New Roman" w:cs="Times New Roman"/>
-                <w:sz w:val="24"/>
-                <w:szCs w:val="24"/>
-                <w:lang w:val="vi-VN"/>
+                <w:rFonts w:ascii="Times New Roman" w:eastAsia="Times New Roman" w:hAnsi="Times New Roman" w:cs="Times New Roman"/>
+                <w:sz w:val="24"/>
+                <w:szCs w:val="24"/>
               </w:rPr>
             </w:pPr>
             <w:r>
               <w:rPr>
-                <w:rFonts w:ascii="Times New Roman" w:hAnsi="Times New Roman" w:cs="Times New Roman"/>
-                <w:sz w:val="24"/>
-                <w:szCs w:val="24"/>
-              </w:rPr>
-              <w:t xml:space="preserve">- Xây dựng chức năng thiết lập </w:t>
-            </w:r>
-            <w:r>
-              <w:rPr>
-                <w:rFonts w:ascii="Times New Roman" w:hAnsi="Times New Roman" w:cs="Times New Roman"/>
-                <w:sz w:val="24"/>
-                <w:szCs w:val="24"/>
-                <w:lang w:val="vi-VN"/>
-              </w:rPr>
-              <w:t>thói quen.</w:t>
+                <w:rFonts w:ascii="Times New Roman" w:eastAsia="Times New Roman" w:hAnsi="Times New Roman" w:cs="Times New Roman"/>
+                <w:sz w:val="24"/>
+                <w:szCs w:val="24"/>
+              </w:rPr>
+              <w:t>– Xây dựng chức năng check-in thói quen hàng ngày: hộp thoại xác nhận hoàn thành, nhập mức độ hoàn thành, hộp thoại chúc mừng đạt cột mốc.</w:t>
             </w:r>
           </w:p>
           <w:p>
             <w:pPr>
-              <w:pStyle w:val="ListParagraph"/>
-              <w:tabs>
-                <w:tab w:val="left" w:pos="284"/>
-                <w:tab w:val="right" w:leader="dot" w:pos="9356"/>
-              </w:tabs>
-              <w:spacing w:before="120" w:after="120" w:line="360" w:lineRule="auto"/>
-              <w:ind w:left="0"/>
-              <w:rPr>
-                <w:rFonts w:ascii="Times New Roman" w:hAnsi="Times New Roman" w:cs="Times New Roman"/>
-                <w:sz w:val="24"/>
-                <w:szCs w:val="24"/>
-                <w:lang w:val="vi-VN"/>
+              <w:spacing w:after="160" w:line="276" w:lineRule="auto"/>
+              <w:jc w:val="both"/>
+              <w:rPr>
+                <w:rFonts w:ascii="Times New Roman" w:eastAsia="Times New Roman" w:hAnsi="Times New Roman" w:cs="Times New Roman"/>
+                <w:sz w:val="24"/>
+                <w:szCs w:val="24"/>
               </w:rPr>
             </w:pPr>
             <w:r>
               <w:rPr>
-                <w:rFonts w:ascii="Times New Roman" w:hAnsi="Times New Roman" w:cs="Times New Roman"/>
-                <w:sz w:val="24"/>
-                <w:szCs w:val="24"/>
-                <w:lang w:val="vi-VN"/>
-              </w:rPr>
-              <w:t>-</w:t>
-            </w:r>
-            <w:r>
-              <w:rPr>
-                <w:rFonts w:ascii="Times New Roman" w:hAnsi="Times New Roman" w:cs="Times New Roman"/>
-                <w:sz w:val="24"/>
-                <w:szCs w:val="24"/>
-                <w:lang w:val="vi-VN"/>
-              </w:rPr>
-              <w:t xml:space="preserve"> </w:t>
-            </w:r>
-            <w:r>
-              <w:rPr>
-                <w:rFonts w:ascii="Times New Roman" w:hAnsi="Times New Roman" w:cs="Times New Roman"/>
-                <w:sz w:val="24"/>
-                <w:szCs w:val="24"/>
-                <w:lang w:val="vi-VN"/>
-              </w:rPr>
-              <w:t>Phát triển chức năng hỗ trợ song ngữ (EN/VI).</w:t>
-            </w:r>
-            <w:r>
-              <w:rPr>
-                <w:rFonts w:ascii="Times New Roman" w:hAnsi="Times New Roman" w:cs="Times New Roman"/>
-                <w:sz w:val="24"/>
-                <w:szCs w:val="24"/>
-              </w:rPr>
-              <w:br/>
-              <w:t xml:space="preserve">- Phát triển chức năng theo dõi </w:t>
-            </w:r>
-            <w:r>
-              <w:rPr>
-                <w:rFonts w:ascii="Times New Roman" w:hAnsi="Times New Roman" w:cs="Times New Roman"/>
-                <w:sz w:val="24"/>
-                <w:szCs w:val="24"/>
-                <w:lang w:val="vi-VN"/>
-              </w:rPr>
-              <w:t>tiến độ thực hiện</w:t>
-            </w:r>
-            <w:r>
-              <w:rPr>
-                <w:rFonts w:ascii="Times New Roman" w:hAnsi="Times New Roman" w:cs="Times New Roman"/>
-                <w:sz w:val="24"/>
-                <w:szCs w:val="24"/>
-                <w:lang w:val="vi-VN"/>
-              </w:rPr>
-              <w:t xml:space="preserve"> (chuỗi streak).</w:t>
-            </w:r>
-            <w:r>
-              <w:rPr>
-                <w:rFonts w:ascii="Times New Roman" w:hAnsi="Times New Roman" w:cs="Times New Roman"/>
-                <w:sz w:val="24"/>
-                <w:szCs w:val="24"/>
-              </w:rPr>
-              <w:br/>
-              <w:t>- Lưu trữ và quản lý dữ liệu người dùng.</w:t>
+                <w:rFonts w:ascii="Times New Roman" w:eastAsia="Times New Roman" w:hAnsi="Times New Roman" w:cs="Times New Roman"/>
+                <w:sz w:val="24"/>
+                <w:szCs w:val="24"/>
+              </w:rPr>
+              <w:t>– Phát triển hệ thống streak và tích lũy điểm XP (logic tăng/giảm điểm theo quy tắc)</w:t>
+            </w:r>
+          </w:p>
+          <w:p>
+            <w:pPr>
+              <w:spacing w:after="160" w:line="276" w:lineRule="auto"/>
+              <w:jc w:val="both"/>
+              <w:rPr>
+                <w:rFonts w:ascii="Times New Roman" w:eastAsia="Times New Roman" w:hAnsi="Times New Roman" w:cs="Times New Roman"/>
+                <w:sz w:val="24"/>
+                <w:szCs w:val="24"/>
+              </w:rPr>
+            </w:pPr>
+            <w:r>
+              <w:rPr>
+                <w:rFonts w:ascii="Times New Roman" w:eastAsia="Times New Roman" w:hAnsi="Times New Roman" w:cs="Times New Roman"/>
+                <w:sz w:val="24"/>
+                <w:szCs w:val="24"/>
+              </w:rPr>
+              <w:t>– Xây dựng hệ thống cây ảo: giai đoạn phát triển, lộ trình tăng trưởng, hiệu ứng chúc mừng lên cấp.</w:t>
+            </w:r>
+          </w:p>
+          <w:p>
+            <w:pPr>
+              <w:spacing w:line="276" w:lineRule="auto"/>
+              <w:jc w:val="both"/>
+              <w:rPr>
+                <w:rFonts w:ascii="Times New Roman" w:hAnsi="Times New Roman" w:cs="Times New Roman"/>
+                <w:sz w:val="24"/>
+                <w:szCs w:val="24"/>
+                <w:lang w:val="vi-VN"/>
+              </w:rPr>
+            </w:pPr>
+            <w:r>
+              <w:rPr>
+                <w:rFonts w:ascii="Times New Roman" w:eastAsia="Times New Roman" w:hAnsi="Times New Roman" w:cs="Times New Roman"/>
+                <w:sz w:val="24"/>
+                <w:szCs w:val="24"/>
+              </w:rPr>
+              <w:t xml:space="preserve">– Xây dựng hệ thống thành tích (Achievements) với </w:t>
+            </w:r>
+            <w:r>
+              <w:rPr>
+                <w:rFonts w:ascii="Times New Roman" w:eastAsia="Times New Roman" w:hAnsi="Times New Roman" w:cs="Times New Roman"/>
+                <w:sz w:val="24"/>
+                <w:szCs w:val="24"/>
+                <w:lang w:val="vi-VN"/>
+              </w:rPr>
+              <w:t>các</w:t>
+            </w:r>
+            <w:r>
+              <w:rPr>
+                <w:rFonts w:ascii="Times New Roman" w:eastAsia="Times New Roman" w:hAnsi="Times New Roman" w:cs="Times New Roman"/>
+                <w:sz w:val="24"/>
+                <w:szCs w:val="24"/>
+              </w:rPr>
+              <w:t xml:space="preserve"> huy hiệu và chức năng chia sẻ.</w:t>
             </w:r>
           </w:p>
         </w:tc>
@@ -4694,116 +4278,99 @@
           </w:tcPr>
           <w:p>
             <w:pPr>
-              <w:pStyle w:val="ListParagraph"/>
-              <w:tabs>
-                <w:tab w:val="left" w:pos="284"/>
-                <w:tab w:val="right" w:leader="dot" w:pos="9356"/>
-              </w:tabs>
-              <w:spacing w:before="120" w:after="120" w:line="360" w:lineRule="auto"/>
-              <w:ind w:left="0"/>
+              <w:spacing w:after="160" w:line="276" w:lineRule="auto"/>
               <w:jc w:val="both"/>
               <w:rPr>
-                <w:rFonts w:ascii="Times New Roman" w:hAnsi="Times New Roman" w:cs="Times New Roman"/>
-                <w:sz w:val="24"/>
-                <w:szCs w:val="24"/>
-                <w:lang w:val="vi-VN"/>
+                <w:rFonts w:ascii="Times New Roman" w:eastAsia="Times New Roman" w:hAnsi="Times New Roman" w:cs="Times New Roman"/>
+                <w:sz w:val="24"/>
+                <w:szCs w:val="24"/>
               </w:rPr>
             </w:pPr>
             <w:r>
               <w:rPr>
-                <w:rFonts w:ascii="Times New Roman" w:hAnsi="Times New Roman" w:cs="Times New Roman"/>
-                <w:sz w:val="24"/>
-                <w:szCs w:val="24"/>
-              </w:rPr>
-              <w:t xml:space="preserve">- </w:t>
-            </w:r>
-            <w:r>
-              <w:rPr>
-                <w:rFonts w:ascii="Times New Roman" w:hAnsi="Times New Roman" w:cs="Times New Roman"/>
-                <w:sz w:val="24"/>
-                <w:szCs w:val="24"/>
-              </w:rPr>
-              <w:t>Xây dựng chức năng gamification thông qua mô hình trồng cây ảo.</w:t>
+                <w:rFonts w:ascii="Times New Roman" w:eastAsia="Times New Roman" w:hAnsi="Times New Roman" w:cs="Times New Roman"/>
+                <w:sz w:val="24"/>
+                <w:szCs w:val="24"/>
+              </w:rPr>
+              <w:t>– Xây dựng màn hình Thống kê: biểu đồ tuần/tháng, tỷ lệ hoàn thành, chuỗi dài nhất, phân tích chi tiết từng thói quen.</w:t>
             </w:r>
           </w:p>
           <w:p>
             <w:pPr>
-              <w:pStyle w:val="ListParagraph"/>
-              <w:tabs>
-                <w:tab w:val="left" w:pos="284"/>
-                <w:tab w:val="right" w:leader="dot" w:pos="9356"/>
-              </w:tabs>
-              <w:spacing w:before="120" w:after="120" w:line="360" w:lineRule="auto"/>
-              <w:ind w:left="0"/>
+              <w:spacing w:after="160" w:line="276" w:lineRule="auto"/>
               <w:jc w:val="both"/>
               <w:rPr>
-                <w:rFonts w:ascii="Times New Roman" w:hAnsi="Times New Roman" w:cs="Times New Roman"/>
-                <w:sz w:val="24"/>
-                <w:szCs w:val="24"/>
-                <w:lang w:val="vi-VN"/>
+                <w:rFonts w:ascii="Times New Roman" w:eastAsia="Times New Roman" w:hAnsi="Times New Roman" w:cs="Times New Roman"/>
+                <w:sz w:val="24"/>
+                <w:szCs w:val="24"/>
               </w:rPr>
             </w:pPr>
             <w:r>
               <w:rPr>
-                <w:rFonts w:ascii="Times New Roman" w:hAnsi="Times New Roman" w:cs="Times New Roman"/>
-                <w:sz w:val="24"/>
-                <w:szCs w:val="24"/>
-                <w:lang w:val="vi-VN"/>
-              </w:rPr>
-              <w:t xml:space="preserve">- </w:t>
-            </w:r>
-            <w:r>
-              <w:rPr>
-                <w:rFonts w:ascii="Times New Roman" w:hAnsi="Times New Roman" w:cs="Times New Roman"/>
-                <w:sz w:val="24"/>
-                <w:szCs w:val="24"/>
-              </w:rPr>
-              <w:t>Xây dựng chức năng thống kê và biểu đồ.</w:t>
-            </w:r>
-            <w:r>
-              <w:rPr>
-                <w:rFonts w:ascii="Times New Roman" w:hAnsi="Times New Roman" w:cs="Times New Roman"/>
-                <w:sz w:val="24"/>
-                <w:szCs w:val="24"/>
-              </w:rPr>
-              <w:br/>
-              <w:t>- Phát triển hệ thống nhắc nhở (notification).</w:t>
-            </w:r>
-            <w:r>
-              <w:rPr>
-                <w:rFonts w:ascii="Times New Roman" w:hAnsi="Times New Roman" w:cs="Times New Roman"/>
-                <w:sz w:val="24"/>
-                <w:szCs w:val="24"/>
-              </w:rPr>
-              <w:br/>
-              <w:t>- Hoàn thiện giao diện người dùng.</w:t>
+                <w:rFonts w:ascii="Times New Roman" w:eastAsia="Times New Roman" w:hAnsi="Times New Roman" w:cs="Times New Roman"/>
+                <w:sz w:val="24"/>
+                <w:szCs w:val="24"/>
+              </w:rPr>
+              <w:t>– Phát triển tính năng Cộng đồng: đăng bài viết, like, bình luận, follow, chia sẻ thành tích, phân loại Xu hướng/Đang theo dõi/Thành tích.</w:t>
             </w:r>
           </w:p>
           <w:p>
             <w:pPr>
-              <w:pStyle w:val="ListParagraph"/>
-              <w:tabs>
-                <w:tab w:val="left" w:pos="284"/>
-                <w:tab w:val="right" w:leader="dot" w:pos="9356"/>
-              </w:tabs>
-              <w:spacing w:before="120" w:after="120" w:line="360" w:lineRule="auto"/>
-              <w:ind w:left="0"/>
+              <w:spacing w:after="160" w:line="276" w:lineRule="auto"/>
               <w:jc w:val="both"/>
               <w:rPr>
-                <w:rFonts w:ascii="Times New Roman" w:hAnsi="Times New Roman" w:cs="Times New Roman"/>
-                <w:sz w:val="24"/>
-                <w:szCs w:val="24"/>
-                <w:lang w:val="vi-VN"/>
+                <w:rFonts w:ascii="Times New Roman" w:eastAsia="Times New Roman" w:hAnsi="Times New Roman" w:cs="Times New Roman"/>
+                <w:sz w:val="24"/>
+                <w:szCs w:val="24"/>
               </w:rPr>
             </w:pPr>
             <w:r>
               <w:rPr>
-                <w:rFonts w:ascii="Times New Roman" w:hAnsi="Times New Roman" w:cs="Times New Roman"/>
-                <w:sz w:val="24"/>
-                <w:szCs w:val="24"/>
-                <w:lang w:val="vi-VN"/>
-              </w:rPr>
-              <w:t>- Tích hợp trợ lý AI</w:t>
+                <w:rFonts w:ascii="Times New Roman" w:eastAsia="Times New Roman" w:hAnsi="Times New Roman" w:cs="Times New Roman"/>
+                <w:sz w:val="24"/>
+                <w:szCs w:val="24"/>
+              </w:rPr>
+              <w:t>– Tích hợp Trợ lý AI (Google Gemini 2.5 Flash): giao diện hội thoại, tư vấn cá nhân hóa theo ngữ cảnh streak và thành tích.</w:t>
+            </w:r>
+          </w:p>
+          <w:p>
+            <w:pPr>
+              <w:spacing w:after="160" w:line="276" w:lineRule="auto"/>
+              <w:jc w:val="both"/>
+              <w:rPr>
+                <w:rFonts w:ascii="Times New Roman" w:eastAsia="Times New Roman" w:hAnsi="Times New Roman" w:cs="Times New Roman"/>
+                <w:sz w:val="24"/>
+                <w:szCs w:val="24"/>
+              </w:rPr>
+            </w:pPr>
+            <w:r>
+              <w:rPr>
+                <w:rFonts w:ascii="Times New Roman" w:eastAsia="Times New Roman" w:hAnsi="Times New Roman" w:cs="Times New Roman"/>
+                <w:sz w:val="24"/>
+                <w:szCs w:val="24"/>
+              </w:rPr>
+              <w:lastRenderedPageBreak/>
+              <w:t>– Triển khai hệ thống nhắc nhở hai lớp: Firebase Cloud Messaging (FCM) + local notification. Tích hợp Gmail SMTP (Nodemailer) cho email OTP và quên mật khẩu.</w:t>
+            </w:r>
+          </w:p>
+          <w:p>
+            <w:pPr>
+              <w:spacing w:line="276" w:lineRule="auto"/>
+              <w:jc w:val="both"/>
+              <w:rPr>
+                <w:rFonts w:ascii="Times New Roman" w:hAnsi="Times New Roman" w:cs="Times New Roman"/>
+                <w:sz w:val="24"/>
+                <w:szCs w:val="24"/>
+                <w:lang w:val="vi-VN"/>
+              </w:rPr>
+            </w:pPr>
+            <w:r>
+              <w:rPr>
+                <w:rFonts w:ascii="Times New Roman" w:eastAsia="Times New Roman" w:hAnsi="Times New Roman" w:cs="Times New Roman"/>
+                <w:sz w:val="24"/>
+                <w:szCs w:val="24"/>
+              </w:rPr>
+              <w:t>– Xây dựng Admin Dashboard: tổng quan hệ thống, quản lý người dùng/bài viết/thói quen, cấu hình nhắc nhở.</w:t>
             </w:r>
           </w:p>
         </w:tc>
@@ -5277,6 +4844,25 @@
           <w:rFonts w:ascii="Times New Roman" w:hAnsi="Times New Roman" w:cs="Times New Roman"/>
           <w:sz w:val="24"/>
           <w:szCs w:val="24"/>
+          <w:lang w:val="vi-VN"/>
+        </w:rPr>
+      </w:pPr>
+    </w:p>
+    <w:p>
+      <w:pPr>
+        <w:pStyle w:val="ListParagraph"/>
+        <w:tabs>
+          <w:tab w:val="left" w:pos="284"/>
+          <w:tab w:val="right" w:leader="dot" w:pos="9356"/>
+        </w:tabs>
+        <w:spacing w:before="120" w:after="120" w:line="360" w:lineRule="auto"/>
+        <w:ind w:left="0"/>
+        <w:jc w:val="both"/>
+        <w:rPr>
+          <w:rFonts w:ascii="Times New Roman" w:hAnsi="Times New Roman" w:cs="Times New Roman"/>
+          <w:sz w:val="24"/>
+          <w:szCs w:val="24"/>
+          <w:lang w:val="vi-VN"/>
         </w:rPr>
       </w:pPr>
     </w:p>
